--- a/Files/05 - Devarim/02 - Vaeschanan/5785/Vaeschanan 5785.docx
+++ b/Files/05 - Devarim/02 - Vaeschanan/5785/Vaeschanan 5785.docx
@@ -177,7 +177,7 @@
         <w:rPr>
           <w:rFonts w:ascii="Times New Roman" w:hAnsi="Times New Roman" w:cs="Times New Roman"/>
         </w:rPr>
-        <w:t xml:space="preserve">d like to ask the following question, which is not well known: How many times did </w:t>
+        <w:t>d like to ask the following question, which is not well known: How many times did</w:t>
       </w:r>
       <w:r>
         <w:rPr>
@@ -211,7 +211,7 @@
         <w:rPr>
           <w:rFonts w:ascii="Times New Roman" w:hAnsi="Times New Roman" w:cs="Times New Roman"/>
         </w:rPr>
-        <w:t xml:space="preserve"> daven to go into </w:t>
+        <w:t xml:space="preserve"> daven to go into</w:t>
       </w:r>
       <w:r>
         <w:rPr>
@@ -768,7 +768,7 @@
         <w:rPr>
           <w:rFonts w:ascii="Times New Roman" w:hAnsi="Times New Roman" w:cs="Times New Roman"/>
         </w:rPr>
-        <w:t xml:space="preserve">, and perhaps people would say that he was only davening to be allowed into </w:t>
+        <w:t>, and perhaps people would say that he was only davening to be allowed into</w:t>
       </w:r>
       <w:r>
         <w:rPr>
@@ -1037,7 +1037,7 @@
         <w:rPr>
           <w:rFonts w:ascii="Times New Roman" w:hAnsi="Times New Roman" w:cs="Times New Roman"/>
         </w:rPr>
-        <w:t xml:space="preserve">hem to be allowed to enter into </w:t>
+        <w:t>hem to be allowed to enter into</w:t>
       </w:r>
       <w:r>
         <w:rPr>
@@ -1994,6 +1994,9 @@
     </w:p>
     <w:p>
       <w:pPr>
+        <w:tabs>
+          <w:tab w:val="left" w:pos="630"/>
+        </w:tabs>
         <w:jc w:val="both"/>
         <w:rPr>
           <w:rFonts w:ascii="Times New Roman" w:hAnsi="Times New Roman" w:cs="Times New Roman"/>
@@ -2149,7 +2152,13 @@
         <w:rPr>
           <w:rFonts w:ascii="Times New Roman" w:hAnsi="Times New Roman" w:cs="Times New Roman"/>
         </w:rPr>
-        <w:t xml:space="preserve"> the Satmer Rebbe of my youth)</w:t>
+        <w:t xml:space="preserve"> the Satma</w:t>
+      </w:r>
+      <w:r>
+        <w:rPr>
+          <w:rFonts w:ascii="Times New Roman" w:hAnsi="Times New Roman" w:cs="Times New Roman"/>
+        </w:rPr>
+        <w:t>r Rebbe of my youth)</w:t>
       </w:r>
       <w:r>
         <w:rPr>
@@ -2500,7 +2509,7 @@
           <w:rFonts w:ascii="Times New Roman" w:hAnsi="Times New Roman" w:cs="Times New Roman"/>
           <w:rtl/>
         </w:rPr>
-        <w:t>״</w:t>
+        <w:t>"</w:t>
       </w:r>
       <w:r>
         <w:rPr>
@@ -2527,7 +2536,7 @@
           <w:rFonts w:ascii="Times New Roman" w:hAnsi="Times New Roman" w:cs="Times New Roman"/>
           <w:rtl/>
         </w:rPr>
-        <w:t>״</w:t>
+        <w:t>"</w:t>
       </w:r>
       <w:r>
         <w:rPr>
@@ -2669,7 +2678,7 @@
           <w:rFonts w:ascii="Times New Roman" w:hAnsi="Times New Roman" w:cs="Times New Roman"/>
           <w:rtl/>
         </w:rPr>
-        <w:t>״</w:t>
+        <w:t>"</w:t>
       </w:r>
       <w:r>
         <w:rPr>
@@ -2702,7 +2711,7 @@
           <w:rFonts w:ascii="Times New Roman" w:hAnsi="Times New Roman" w:cs="Times New Roman"/>
           <w:rtl/>
         </w:rPr>
-        <w:t>״</w:t>
+        <w:t>"</w:t>
       </w:r>
       <w:r>
         <w:rPr>
@@ -2729,7 +2738,7 @@
           <w:rFonts w:ascii="Times New Roman" w:hAnsi="Times New Roman" w:cs="Times New Roman"/>
           <w:rtl/>
         </w:rPr>
-        <w:t>״</w:t>
+        <w:t>"</w:t>
       </w:r>
       <w:r>
         <w:rPr>
@@ -2844,7 +2853,7 @@
           <w:rFonts w:ascii="Times New Roman" w:hAnsi="Times New Roman" w:cs="Times New Roman"/>
           <w:rtl/>
         </w:rPr>
-        <w:t>״</w:t>
+        <w:t>"</w:t>
       </w:r>
       <w:r>
         <w:rPr>
@@ -2907,7 +2916,7 @@
           <w:rFonts w:ascii="Times New Roman" w:hAnsi="Times New Roman" w:cs="Times New Roman"/>
           <w:rtl/>
         </w:rPr>
-        <w:t>״</w:t>
+        <w:t>"</w:t>
       </w:r>
       <w:r>
         <w:rPr>
@@ -2985,7 +2994,7 @@
           <w:rFonts w:ascii="Times New Roman" w:hAnsi="Times New Roman" w:cs="Times New Roman"/>
           <w:rtl/>
         </w:rPr>
-        <w:t>״</w:t>
+        <w:t>"</w:t>
       </w:r>
       <w:r>
         <w:rPr>
@@ -3063,7 +3072,7 @@
           <w:rFonts w:ascii="Times New Roman" w:hAnsi="Times New Roman" w:cs="Times New Roman"/>
           <w:rtl/>
         </w:rPr>
-        <w:t>״</w:t>
+        <w:t>"</w:t>
       </w:r>
       <w:r>
         <w:rPr>
@@ -3164,7 +3173,7 @@
           <w:rFonts w:ascii="Times New Roman" w:hAnsi="Times New Roman" w:cs="Times New Roman"/>
           <w:rtl/>
         </w:rPr>
-        <w:t>״</w:t>
+        <w:t>"</w:t>
       </w:r>
       <w:r>
         <w:rPr>
@@ -3233,7 +3242,7 @@
           <w:rFonts w:ascii="Times New Roman" w:hAnsi="Times New Roman" w:cs="Times New Roman"/>
           <w:rtl/>
         </w:rPr>
-        <w:t>״</w:t>
+        <w:t>"</w:t>
       </w:r>
       <w:r>
         <w:rPr>
@@ -3297,14 +3306,14 @@
         <w:rPr>
           <w:rFonts w:ascii="Times New Roman" w:hAnsi="Times New Roman" w:cs="Times New Roman"/>
         </w:rPr>
-        <w:t xml:space="preserve"> between two </w:t>
+        <w:t xml:space="preserve"> between </w:t>
       </w:r>
       <w:r>
         <w:rPr>
           <w:rFonts w:ascii="Times New Roman" w:hAnsi="Times New Roman" w:cs="Times New Roman"/>
         </w:rPr>
         <w:lastRenderedPageBreak/>
-        <w:t xml:space="preserve">people. </w:t>
+        <w:t xml:space="preserve">two people. </w:t>
       </w:r>
       <w:r>
         <w:rPr>
@@ -3428,7 +3437,7 @@
           <w:rFonts w:ascii="Times New Roman" w:hAnsi="Times New Roman" w:cs="Times New Roman"/>
           <w:rtl/>
         </w:rPr>
-        <w:t>״</w:t>
+        <w:t>"</w:t>
       </w:r>
       <w:r>
         <w:rPr>
@@ -3497,7 +3506,7 @@
           <w:rFonts w:ascii="Times New Roman" w:hAnsi="Times New Roman" w:cs="Times New Roman"/>
           <w:rtl/>
         </w:rPr>
-        <w:t>״</w:t>
+        <w:t>"</w:t>
       </w:r>
       <w:r>
         <w:rPr>
@@ -3874,7 +3883,7 @@
           <w:rFonts w:ascii="Times New Roman" w:hAnsi="Times New Roman" w:cs="Times New Roman"/>
           <w:rtl/>
         </w:rPr>
-        <w:t>״</w:t>
+        <w:t>"</w:t>
       </w:r>
       <w:r>
         <w:rPr>
@@ -3901,7 +3910,7 @@
           <w:rFonts w:ascii="Times New Roman" w:hAnsi="Times New Roman" w:cs="Times New Roman"/>
           <w:rtl/>
         </w:rPr>
-        <w:t>״</w:t>
+        <w:t>"</w:t>
       </w:r>
       <w:r>
         <w:rPr>
@@ -4095,7 +4104,7 @@
           <w:rFonts w:ascii="Times New Roman" w:hAnsi="Times New Roman" w:cs="Times New Roman"/>
           <w:rtl/>
         </w:rPr>
-        <w:t>״</w:t>
+        <w:t>"</w:t>
       </w:r>
       <w:r>
         <w:rPr>
@@ -4324,7 +4333,7 @@
           <w:rFonts w:ascii="Times New Roman" w:hAnsi="Times New Roman" w:cs="Times New Roman"/>
           <w:rtl/>
         </w:rPr>
-        <w:t>״</w:t>
+        <w:t>"</w:t>
       </w:r>
       <w:r>
         <w:rPr>
@@ -4580,7 +4589,7 @@
           <w:rFonts w:ascii="Times New Roman" w:hAnsi="Times New Roman" w:cs="Times New Roman"/>
           <w:rtl/>
         </w:rPr>
-        <w:t>״</w:t>
+        <w:t>"</w:t>
       </w:r>
       <w:r>
         <w:rPr>
@@ -4951,7 +4960,7 @@
         <w:rPr>
           <w:rFonts w:ascii="Times New Roman" w:hAnsi="Times New Roman" w:cs="Times New Roman"/>
         </w:rPr>
-        <w:t xml:space="preserve"> in </w:t>
+        <w:t xml:space="preserve"> in</w:t>
       </w:r>
       <w:r>
         <w:rPr>
@@ -5501,7 +5510,7 @@
         <w:rPr>
           <w:rFonts w:ascii="Times New Roman" w:hAnsi="Times New Roman" w:cs="Times New Roman"/>
         </w:rPr>
-        <w:t xml:space="preserve"> because he wanted to do more </w:t>
+        <w:t xml:space="preserve"> because he wanted to do more</w:t>
       </w:r>
       <w:r>
         <w:rPr>
@@ -6665,7 +6674,7 @@
 </file>
 
 <file path=customXml/itemProps1.xml><?xml version="1.0" encoding="utf-8"?>
-<ds:datastoreItem xmlns:ds="http://schemas.openxmlformats.org/officeDocument/2006/customXml" ds:itemID="{7477AF3C-0F15-4832-8857-DEEDB9A0762F}">
+<ds:datastoreItem xmlns:ds="http://schemas.openxmlformats.org/officeDocument/2006/customXml" ds:itemID="{49EDEBA0-FBD8-48FC-9371-F0CD93F2E0F4}">
   <ds:schemaRefs>
     <ds:schemaRef ds:uri="http://schemas.openxmlformats.org/officeDocument/2006/bibliography"/>
   </ds:schemaRefs>

--- a/Files/05 - Devarim/02 - Vaeschanan/5785/Vaeschanan 5785.docx
+++ b/Files/05 - Devarim/02 - Vaeschanan/5785/Vaeschanan 5785.docx
@@ -177,7 +177,7 @@
         <w:rPr>
           <w:rFonts w:ascii="Times New Roman" w:hAnsi="Times New Roman" w:cs="Times New Roman"/>
         </w:rPr>
-        <w:t>d like to ask the following question, which is not well known: How many times did</w:t>
+        <w:t xml:space="preserve">d like to ask the following question, which is not well known: How many times did </w:t>
       </w:r>
       <w:r>
         <w:rPr>
@@ -211,7 +211,7 @@
         <w:rPr>
           <w:rFonts w:ascii="Times New Roman" w:hAnsi="Times New Roman" w:cs="Times New Roman"/>
         </w:rPr>
-        <w:t xml:space="preserve"> daven to go into</w:t>
+        <w:t xml:space="preserve"> daven to go into </w:t>
       </w:r>
       <w:r>
         <w:rPr>
@@ -768,7 +768,7 @@
         <w:rPr>
           <w:rFonts w:ascii="Times New Roman" w:hAnsi="Times New Roman" w:cs="Times New Roman"/>
         </w:rPr>
-        <w:t>, and perhaps people would say that he was only davening to be allowed into</w:t>
+        <w:t xml:space="preserve">, and perhaps people would say that he was only davening to be allowed into </w:t>
       </w:r>
       <w:r>
         <w:rPr>
@@ -1037,7 +1037,7 @@
         <w:rPr>
           <w:rFonts w:ascii="Times New Roman" w:hAnsi="Times New Roman" w:cs="Times New Roman"/>
         </w:rPr>
-        <w:t>hem to be allowed to enter into</w:t>
+        <w:t xml:space="preserve">hem to be allowed to enter into </w:t>
       </w:r>
       <w:r>
         <w:rPr>
@@ -2509,7 +2509,7 @@
           <w:rFonts w:ascii="Times New Roman" w:hAnsi="Times New Roman" w:cs="Times New Roman"/>
           <w:rtl/>
         </w:rPr>
-        <w:t>"</w:t>
+        <w:t>״</w:t>
       </w:r>
       <w:r>
         <w:rPr>
@@ -2536,7 +2536,7 @@
           <w:rFonts w:ascii="Times New Roman" w:hAnsi="Times New Roman" w:cs="Times New Roman"/>
           <w:rtl/>
         </w:rPr>
-        <w:t>"</w:t>
+        <w:t>״</w:t>
       </w:r>
       <w:r>
         <w:rPr>
@@ -2678,7 +2678,7 @@
           <w:rFonts w:ascii="Times New Roman" w:hAnsi="Times New Roman" w:cs="Times New Roman"/>
           <w:rtl/>
         </w:rPr>
-        <w:t>"</w:t>
+        <w:t>״</w:t>
       </w:r>
       <w:r>
         <w:rPr>
@@ -2711,7 +2711,7 @@
           <w:rFonts w:ascii="Times New Roman" w:hAnsi="Times New Roman" w:cs="Times New Roman"/>
           <w:rtl/>
         </w:rPr>
-        <w:t>"</w:t>
+        <w:t>״</w:t>
       </w:r>
       <w:r>
         <w:rPr>
@@ -2738,7 +2738,7 @@
           <w:rFonts w:ascii="Times New Roman" w:hAnsi="Times New Roman" w:cs="Times New Roman"/>
           <w:rtl/>
         </w:rPr>
-        <w:t>"</w:t>
+        <w:t>״</w:t>
       </w:r>
       <w:r>
         <w:rPr>
@@ -2853,7 +2853,7 @@
           <w:rFonts w:ascii="Times New Roman" w:hAnsi="Times New Roman" w:cs="Times New Roman"/>
           <w:rtl/>
         </w:rPr>
-        <w:t>"</w:t>
+        <w:t>״</w:t>
       </w:r>
       <w:r>
         <w:rPr>
@@ -2916,7 +2916,7 @@
           <w:rFonts w:ascii="Times New Roman" w:hAnsi="Times New Roman" w:cs="Times New Roman"/>
           <w:rtl/>
         </w:rPr>
-        <w:t>"</w:t>
+        <w:t>״</w:t>
       </w:r>
       <w:r>
         <w:rPr>
@@ -2994,7 +2994,7 @@
           <w:rFonts w:ascii="Times New Roman" w:hAnsi="Times New Roman" w:cs="Times New Roman"/>
           <w:rtl/>
         </w:rPr>
-        <w:t>"</w:t>
+        <w:t>״</w:t>
       </w:r>
       <w:r>
         <w:rPr>
@@ -3072,7 +3072,7 @@
           <w:rFonts w:ascii="Times New Roman" w:hAnsi="Times New Roman" w:cs="Times New Roman"/>
           <w:rtl/>
         </w:rPr>
-        <w:t>"</w:t>
+        <w:t>״</w:t>
       </w:r>
       <w:r>
         <w:rPr>
@@ -3173,7 +3173,7 @@
           <w:rFonts w:ascii="Times New Roman" w:hAnsi="Times New Roman" w:cs="Times New Roman"/>
           <w:rtl/>
         </w:rPr>
-        <w:t>"</w:t>
+        <w:t>״</w:t>
       </w:r>
       <w:r>
         <w:rPr>
@@ -3242,7 +3242,7 @@
           <w:rFonts w:ascii="Times New Roman" w:hAnsi="Times New Roman" w:cs="Times New Roman"/>
           <w:rtl/>
         </w:rPr>
-        <w:t>"</w:t>
+        <w:t>״</w:t>
       </w:r>
       <w:r>
         <w:rPr>
@@ -3437,7 +3437,7 @@
           <w:rFonts w:ascii="Times New Roman" w:hAnsi="Times New Roman" w:cs="Times New Roman"/>
           <w:rtl/>
         </w:rPr>
-        <w:t>"</w:t>
+        <w:t>״</w:t>
       </w:r>
       <w:r>
         <w:rPr>
@@ -3506,7 +3506,7 @@
           <w:rFonts w:ascii="Times New Roman" w:hAnsi="Times New Roman" w:cs="Times New Roman"/>
           <w:rtl/>
         </w:rPr>
-        <w:t>"</w:t>
+        <w:t>״</w:t>
       </w:r>
       <w:r>
         <w:rPr>
@@ -3883,7 +3883,7 @@
           <w:rFonts w:ascii="Times New Roman" w:hAnsi="Times New Roman" w:cs="Times New Roman"/>
           <w:rtl/>
         </w:rPr>
-        <w:t>"</w:t>
+        <w:t>״</w:t>
       </w:r>
       <w:r>
         <w:rPr>
@@ -3910,7 +3910,7 @@
           <w:rFonts w:ascii="Times New Roman" w:hAnsi="Times New Roman" w:cs="Times New Roman"/>
           <w:rtl/>
         </w:rPr>
-        <w:t>"</w:t>
+        <w:t>״</w:t>
       </w:r>
       <w:r>
         <w:rPr>
@@ -4104,7 +4104,7 @@
           <w:rFonts w:ascii="Times New Roman" w:hAnsi="Times New Roman" w:cs="Times New Roman"/>
           <w:rtl/>
         </w:rPr>
-        <w:t>"</w:t>
+        <w:t>״</w:t>
       </w:r>
       <w:r>
         <w:rPr>
@@ -4333,7 +4333,7 @@
           <w:rFonts w:ascii="Times New Roman" w:hAnsi="Times New Roman" w:cs="Times New Roman"/>
           <w:rtl/>
         </w:rPr>
-        <w:t>"</w:t>
+        <w:t>״</w:t>
       </w:r>
       <w:r>
         <w:rPr>
@@ -4589,7 +4589,7 @@
           <w:rFonts w:ascii="Times New Roman" w:hAnsi="Times New Roman" w:cs="Times New Roman"/>
           <w:rtl/>
         </w:rPr>
-        <w:t>"</w:t>
+        <w:t>״</w:t>
       </w:r>
       <w:r>
         <w:rPr>
@@ -4960,7 +4960,7 @@
         <w:rPr>
           <w:rFonts w:ascii="Times New Roman" w:hAnsi="Times New Roman" w:cs="Times New Roman"/>
         </w:rPr>
-        <w:t xml:space="preserve"> in</w:t>
+        <w:t xml:space="preserve"> in </w:t>
       </w:r>
       <w:r>
         <w:rPr>
@@ -5510,7 +5510,7 @@
         <w:rPr>
           <w:rFonts w:ascii="Times New Roman" w:hAnsi="Times New Roman" w:cs="Times New Roman"/>
         </w:rPr>
-        <w:t xml:space="preserve"> because he wanted to do more</w:t>
+        <w:t xml:space="preserve"> because he wanted to do more </w:t>
       </w:r>
       <w:r>
         <w:rPr>
